--- a/KnowledgeBase/Back-end/doc/穗香.docx
+++ b/KnowledgeBase/Back-end/doc/穗香.docx
@@ -4,300 +4,841 @@
   <w:body>
     <w:p>
       <w:pPr>
-        <w:rPr>
+        <w:widowControl/>
+        <w:spacing w:before="100" w:beforeAutospacing="1" w:after="100" w:afterAutospacing="1" w:line="240" w:lineRule="auto"/>
+        <w:outlineLvl w:val="2"/>
+        <w:rPr>
+          <w:rFonts w:ascii="新細明體" w:eastAsia="新細明體" w:hAnsi="新細明體" w:cs="新細明體"/>
           <w:b/>
           <w:bCs/>
-        </w:rPr>
-      </w:pPr>
-      <w:r>
-        <w:rPr>
+          <w:kern w:val="0"/>
+          <w:sz w:val="27"/>
+          <w:szCs w:val="27"/>
+          <w14:ligatures w14:val="none"/>
+        </w:rPr>
+      </w:pPr>
+      <w:r>
+        <w:rPr>
+          <w:rFonts w:ascii="新細明體" w:eastAsia="新細明體" w:hAnsi="新細明體" w:cs="新細明體"/>
           <w:b/>
           <w:bCs/>
-        </w:rPr>
-        <w:t>穗香</w:t>
-      </w:r>
-      <w:r>
-        <w:rPr>
+          <w:kern w:val="0"/>
+          <w:sz w:val="27"/>
+          <w:szCs w:val="27"/>
+          <w14:ligatures w14:val="none"/>
+        </w:rPr>
+        <w:t>穗香 - 沙灘排球運動員簡介</w:t>
+      </w:r>
+    </w:p>
+    <w:p>
+      <w:pPr>
+        <w:widowControl/>
+        <w:spacing w:before="100" w:beforeAutospacing="1" w:after="100" w:afterAutospacing="1" w:line="240" w:lineRule="auto"/>
+        <w:outlineLvl w:val="3"/>
+        <w:rPr>
+          <w:rFonts w:ascii="新細明體" w:eastAsia="新細明體" w:hAnsi="新細明體" w:cs="新細明體"/>
           <w:b/>
           <w:bCs/>
-        </w:rPr>
-        <w:t>——</w:t>
-      </w:r>
-      <w:r>
-        <w:rPr>
+          <w:kern w:val="0"/>
+          <w14:ligatures w14:val="none"/>
+        </w:rPr>
+      </w:pPr>
+      <w:r>
+        <w:rPr>
+          <w:rFonts w:ascii="新細明體" w:eastAsia="新細明體" w:hAnsi="新細明體" w:cs="新細明體"/>
           <w:b/>
           <w:bCs/>
-        </w:rPr>
-        <w:t>微風輕拂的溫柔奇蹟</w:t>
+          <w:kern w:val="0"/>
+          <w14:ligatures w14:val="none"/>
+        </w:rPr>
+        <w:t>基本資訊</w:t>
       </w:r>
     </w:p>
     <w:p>
-      <w:r>
-        <w:t>當第一縷晨光灑落在維納斯群島的沙灘上，微風輕輕拂過金黃的細沙，掀起一絲溫暖的氣息。</w:t>
+      <w:pPr>
+        <w:widowControl/>
+        <w:numPr>
+          <w:ilvl w:val="0"/>
+          <w:numId w:val="1"/>
+        </w:numPr>
+        <w:spacing w:before="100" w:beforeAutospacing="1" w:after="100" w:afterAutospacing="1" w:line="240" w:lineRule="auto"/>
+        <w:rPr>
+          <w:rFonts w:ascii="新細明體" w:eastAsia="新細明體" w:hAnsi="新細明體" w:cs="新細明體"/>
+          <w:kern w:val="0"/>
+          <w14:ligatures w14:val="none"/>
+        </w:rPr>
+      </w:pPr>
+      <w:r>
+        <w:rPr>
+          <w:rFonts w:ascii="新細明體" w:eastAsia="新細明體" w:hAnsi="新細明體" w:cs="新細明體"/>
+          <w:b/>
+          <w:bCs/>
+          <w:kern w:val="0"/>
+          <w14:ligatures w14:val="none"/>
+        </w:rPr>
+        <w:t>姓名</w:t>
+      </w:r>
+      <w:r>
+        <w:rPr>
+          <w:rFonts w:ascii="新細明體" w:eastAsia="新細明體" w:hAnsi="新細明體" w:cs="新細明體"/>
+          <w:kern w:val="0"/>
+          <w14:ligatures w14:val="none"/>
+        </w:rPr>
+        <w:t>：穗香</w:t>
       </w:r>
     </w:p>
     <w:p>
-      <w:r>
-        <w:t>穗香站在海岸邊，靜靜地望著遠方的海平線。她的長髮隨風輕舞，眼中映照著清澈的海水，透著一抹溫柔的光芒。</w:t>
+      <w:pPr>
+        <w:widowControl/>
+        <w:numPr>
+          <w:ilvl w:val="0"/>
+          <w:numId w:val="1"/>
+        </w:numPr>
+        <w:spacing w:before="100" w:beforeAutospacing="1" w:after="100" w:afterAutospacing="1" w:line="240" w:lineRule="auto"/>
+        <w:rPr>
+          <w:rFonts w:ascii="新細明體" w:eastAsia="新細明體" w:hAnsi="新細明體" w:cs="新細明體"/>
+          <w:kern w:val="0"/>
+          <w14:ligatures w14:val="none"/>
+        </w:rPr>
+      </w:pPr>
+      <w:r>
+        <w:rPr>
+          <w:rFonts w:ascii="新細明體" w:eastAsia="新細明體" w:hAnsi="新細明體" w:cs="新細明體"/>
+          <w:b/>
+          <w:bCs/>
+          <w:kern w:val="0"/>
+          <w14:ligatures w14:val="none"/>
+        </w:rPr>
+        <w:t>背景</w:t>
+      </w:r>
+      <w:r>
+        <w:rPr>
+          <w:rFonts w:ascii="新細明體" w:eastAsia="新細明體" w:hAnsi="新細明體" w:cs="新細明體"/>
+          <w:kern w:val="0"/>
+          <w14:ligatures w14:val="none"/>
+        </w:rPr>
+        <w:t>：日式庭院家庭，父母經營日式甜點店</w:t>
       </w:r>
     </w:p>
     <w:p>
-      <w:r>
-        <w:t>她並不算是個熱衷於競爭的女孩，與充滿熱血和戰鬥精神的隊友不同，穗香更像是輕風一般，總是以從容優雅的姿態面對一切。對她而言，沙灘排球並不只是比賽，更是一種享受生活的方式。</w:t>
+      <w:pPr>
+        <w:widowControl/>
+        <w:numPr>
+          <w:ilvl w:val="0"/>
+          <w:numId w:val="1"/>
+        </w:numPr>
+        <w:spacing w:before="100" w:beforeAutospacing="1" w:after="100" w:afterAutospacing="1" w:line="240" w:lineRule="auto"/>
+        <w:rPr>
+          <w:rFonts w:ascii="新細明體" w:eastAsia="新細明體" w:hAnsi="新細明體" w:cs="新細明體"/>
+          <w:kern w:val="0"/>
+          <w14:ligatures w14:val="none"/>
+        </w:rPr>
+      </w:pPr>
+      <w:r>
+        <w:rPr>
+          <w:rFonts w:ascii="新細明體" w:eastAsia="新細明體" w:hAnsi="新細明體" w:cs="新細明體"/>
+          <w:b/>
+          <w:bCs/>
+          <w:kern w:val="0"/>
+          <w14:ligatures w14:val="none"/>
+        </w:rPr>
+        <w:t>興趣</w:t>
+      </w:r>
+      <w:r>
+        <w:rPr>
+          <w:rFonts w:ascii="新細明體" w:eastAsia="新細明體" w:hAnsi="新細明體" w:cs="新細明體"/>
+          <w:kern w:val="0"/>
+          <w14:ligatures w14:val="none"/>
+        </w:rPr>
+        <w:t>：沙灘排球、茶道、和菓子製作</w:t>
       </w:r>
     </w:p>
     <w:p>
       <w:pPr>
-        <w:rPr>
+        <w:widowControl/>
+        <w:numPr>
+          <w:ilvl w:val="0"/>
+          <w:numId w:val="1"/>
+        </w:numPr>
+        <w:spacing w:before="100" w:beforeAutospacing="1" w:after="100" w:afterAutospacing="1" w:line="240" w:lineRule="auto"/>
+        <w:rPr>
+          <w:rFonts w:ascii="新細明體" w:eastAsia="新細明體" w:hAnsi="新細明體" w:cs="新細明體"/>
+          <w:kern w:val="0"/>
+          <w14:ligatures w14:val="none"/>
+        </w:rPr>
+      </w:pPr>
+      <w:r>
+        <w:rPr>
+          <w:rFonts w:ascii="新細明體" w:eastAsia="新細明體" w:hAnsi="新細明體" w:cs="新細明體"/>
           <w:b/>
           <w:bCs/>
-        </w:rPr>
-      </w:pPr>
-      <w:r>
-        <w:rPr>
+          <w:kern w:val="0"/>
+          <w14:ligatures w14:val="none"/>
+        </w:rPr>
+        <w:t>性格特質</w:t>
+      </w:r>
+      <w:r>
+        <w:rPr>
+          <w:rFonts w:ascii="新細明體" w:eastAsia="新細明體" w:hAnsi="新細明體" w:cs="新細明體"/>
+          <w:kern w:val="0"/>
+          <w14:ligatures w14:val="none"/>
+        </w:rPr>
+        <w:t>：溫和冷靜、細膩穩定、重視團隊合作</w:t>
+      </w:r>
+    </w:p>
+    <w:p>
+      <w:pPr>
+        <w:widowControl/>
+        <w:spacing w:before="100" w:beforeAutospacing="1" w:after="100" w:afterAutospacing="1" w:line="240" w:lineRule="auto"/>
+        <w:outlineLvl w:val="3"/>
+        <w:rPr>
+          <w:rFonts w:ascii="新細明體" w:eastAsia="新細明體" w:hAnsi="新細明體" w:cs="新細明體"/>
           <w:b/>
           <w:bCs/>
-        </w:rPr>
-        <w:t>童年的夢想</w:t>
-      </w:r>
-      <w:r>
-        <w:rPr>
+          <w:kern w:val="0"/>
+          <w14:ligatures w14:val="none"/>
+        </w:rPr>
+      </w:pPr>
+      <w:r>
+        <w:rPr>
+          <w:rFonts w:ascii="新細明體" w:eastAsia="新細明體" w:hAnsi="新細明體" w:cs="新細明體"/>
           <w:b/>
           <w:bCs/>
-        </w:rPr>
-        <w:t>——</w:t>
-      </w:r>
-      <w:r>
-        <w:rPr>
+          <w:kern w:val="0"/>
+          <w14:ligatures w14:val="none"/>
+        </w:rPr>
+        <w:t>成長背景</w:t>
+      </w:r>
+    </w:p>
+    <w:p>
+      <w:pPr>
+        <w:widowControl/>
+        <w:numPr>
+          <w:ilvl w:val="0"/>
+          <w:numId w:val="2"/>
+        </w:numPr>
+        <w:spacing w:before="100" w:beforeAutospacing="1" w:after="100" w:afterAutospacing="1" w:line="240" w:lineRule="auto"/>
+        <w:rPr>
+          <w:rFonts w:ascii="新細明體" w:eastAsia="新細明體" w:hAnsi="新細明體" w:cs="新細明體"/>
+          <w:kern w:val="0"/>
+          <w14:ligatures w14:val="none"/>
+        </w:rPr>
+      </w:pPr>
+      <w:r>
+        <w:rPr>
+          <w:rFonts w:ascii="新細明體" w:eastAsia="新細明體" w:hAnsi="新細明體" w:cs="新細明體"/>
+          <w:kern w:val="0"/>
+          <w14:ligatures w14:val="none"/>
+        </w:rPr>
+        <w:t>自幼成長於溫馨家庭環境，擅長照顧他人。</w:t>
+      </w:r>
+    </w:p>
+    <w:p>
+      <w:pPr>
+        <w:widowControl/>
+        <w:numPr>
+          <w:ilvl w:val="0"/>
+          <w:numId w:val="2"/>
+        </w:numPr>
+        <w:spacing w:before="100" w:beforeAutospacing="1" w:after="100" w:afterAutospacing="1" w:line="240" w:lineRule="auto"/>
+        <w:rPr>
+          <w:rFonts w:ascii="新細明體" w:eastAsia="新細明體" w:hAnsi="新細明體" w:cs="新細明體"/>
+          <w:kern w:val="0"/>
+          <w14:ligatures w14:val="none"/>
+        </w:rPr>
+      </w:pPr>
+      <w:r>
+        <w:rPr>
+          <w:rFonts w:ascii="新細明體" w:eastAsia="新細明體" w:hAnsi="新細明體" w:cs="新細明體"/>
+          <w:kern w:val="0"/>
+          <w14:ligatures w14:val="none"/>
+        </w:rPr>
+        <w:t>童年時幫助家人經營甜點店，培養耐心與細心。</w:t>
+      </w:r>
+    </w:p>
+    <w:p>
+      <w:pPr>
+        <w:widowControl/>
+        <w:numPr>
+          <w:ilvl w:val="0"/>
+          <w:numId w:val="2"/>
+        </w:numPr>
+        <w:spacing w:before="100" w:beforeAutospacing="1" w:after="100" w:afterAutospacing="1" w:line="240" w:lineRule="auto"/>
+        <w:rPr>
+          <w:rFonts w:ascii="新細明體" w:eastAsia="新細明體" w:hAnsi="新細明體" w:cs="新細明體"/>
+          <w:kern w:val="0"/>
+          <w14:ligatures w14:val="none"/>
+        </w:rPr>
+      </w:pPr>
+      <w:r>
+        <w:rPr>
+          <w:rFonts w:ascii="新細明體" w:eastAsia="新細明體" w:hAnsi="新細明體" w:cs="新細明體"/>
+          <w:kern w:val="0"/>
+          <w14:ligatures w14:val="none"/>
+        </w:rPr>
+        <w:t>初期對競爭感到害怕，不習慣高強度對抗運動。</w:t>
+      </w:r>
+    </w:p>
+    <w:p>
+      <w:pPr>
+        <w:widowControl/>
+        <w:spacing w:before="100" w:beforeAutospacing="1" w:after="100" w:afterAutospacing="1" w:line="240" w:lineRule="auto"/>
+        <w:outlineLvl w:val="3"/>
+        <w:rPr>
+          <w:rFonts w:ascii="新細明體" w:eastAsia="新細明體" w:hAnsi="新細明體" w:cs="新細明體"/>
           <w:b/>
           <w:bCs/>
-        </w:rPr>
-        <w:t>溫暖與守護</w:t>
+          <w:kern w:val="0"/>
+          <w14:ligatures w14:val="none"/>
+        </w:rPr>
+      </w:pPr>
+      <w:r>
+        <w:rPr>
+          <w:rFonts w:ascii="新細明體" w:eastAsia="新細明體" w:hAnsi="新細明體" w:cs="新細明體"/>
+          <w:b/>
+          <w:bCs/>
+          <w:kern w:val="0"/>
+          <w14:ligatures w14:val="none"/>
+        </w:rPr>
+        <w:t>接觸沙灘排球</w:t>
       </w:r>
     </w:p>
     <w:p>
-      <w:r>
-        <w:t>穗香自小便是一個貼心溫柔的女孩，生長在一個典型的日式庭院家庭，她的父母在家經營一家日式甜點店，溫馨的環境讓她從小便學會了如何照顧別人。</w:t>
+      <w:pPr>
+        <w:widowControl/>
+        <w:numPr>
+          <w:ilvl w:val="0"/>
+          <w:numId w:val="3"/>
+        </w:numPr>
+        <w:spacing w:before="100" w:beforeAutospacing="1" w:after="100" w:afterAutospacing="1" w:line="240" w:lineRule="auto"/>
+        <w:rPr>
+          <w:rFonts w:ascii="新細明體" w:eastAsia="新細明體" w:hAnsi="新細明體" w:cs="新細明體"/>
+          <w:kern w:val="0"/>
+          <w14:ligatures w14:val="none"/>
+        </w:rPr>
+      </w:pPr>
+      <w:r>
+        <w:rPr>
+          <w:rFonts w:ascii="新細明體" w:eastAsia="新細明體" w:hAnsi="新細明體" w:cs="新細明體"/>
+          <w:kern w:val="0"/>
+          <w14:ligatures w14:val="none"/>
+        </w:rPr>
+        <w:t>受到朋友鼓勵，開始嘗試沙灘排球。</w:t>
       </w:r>
     </w:p>
     <w:p>
-      <w:r>
-        <w:t>她總是靜靜地幫忙母親準備和菓子，細心地為來訪的客人奉上熱茶，從小便養成了細膩與溫暖的個性。她特別喜歡做糰子，因為她認為圓圓的小糰子代表著幸福，能夠讓人微笑。</w:t>
+      <w:pPr>
+        <w:widowControl/>
+        <w:numPr>
+          <w:ilvl w:val="0"/>
+          <w:numId w:val="3"/>
+        </w:numPr>
+        <w:spacing w:before="100" w:beforeAutospacing="1" w:after="100" w:afterAutospacing="1" w:line="240" w:lineRule="auto"/>
+        <w:rPr>
+          <w:rFonts w:ascii="新細明體" w:eastAsia="新細明體" w:hAnsi="新細明體" w:cs="新細明體"/>
+          <w:kern w:val="0"/>
+          <w14:ligatures w14:val="none"/>
+        </w:rPr>
+      </w:pPr>
+      <w:r>
+        <w:rPr>
+          <w:rFonts w:ascii="新細明體" w:eastAsia="新細明體" w:hAnsi="新細明體" w:cs="新細明體"/>
+          <w:kern w:val="0"/>
+          <w14:ligatures w14:val="none"/>
+        </w:rPr>
+        <w:t>發現比賽不僅是對抗，還強調合作與信任。</w:t>
       </w:r>
     </w:p>
     <w:p>
-      <w:r>
-        <w:t>某一天，父親帶她來到海邊，看著一群沙灘排球選手在夕陽餘暉下揮灑汗水。</w:t>
+      <w:pPr>
+        <w:widowControl/>
+        <w:numPr>
+          <w:ilvl w:val="0"/>
+          <w:numId w:val="3"/>
+        </w:numPr>
+        <w:spacing w:before="100" w:beforeAutospacing="1" w:after="100" w:afterAutospacing="1" w:line="240" w:lineRule="auto"/>
+        <w:rPr>
+          <w:rFonts w:ascii="新細明體" w:eastAsia="新細明體" w:hAnsi="新細明體" w:cs="新細明體"/>
+          <w:kern w:val="0"/>
+          <w14:ligatures w14:val="none"/>
+        </w:rPr>
+      </w:pPr>
+      <w:r>
+        <w:rPr>
+          <w:rFonts w:ascii="新細明體" w:eastAsia="新細明體" w:hAnsi="新細明體" w:cs="新細明體"/>
+          <w:kern w:val="0"/>
+          <w14:ligatures w14:val="none"/>
+        </w:rPr>
+        <w:t>以穩定的接發球能力，成為隊伍中的核心防守選手。</w:t>
       </w:r>
     </w:p>
     <w:p>
-      <w:r>
-        <w:t>「你想試試看嗎？」父親問。</w:t>
+      <w:pPr>
+        <w:widowControl/>
+        <w:spacing w:before="100" w:beforeAutospacing="1" w:after="100" w:afterAutospacing="1" w:line="240" w:lineRule="auto"/>
+        <w:outlineLvl w:val="3"/>
+        <w:rPr>
+          <w:rFonts w:ascii="新細明體" w:eastAsia="新細明體" w:hAnsi="新細明體" w:cs="新細明體"/>
+          <w:b/>
+          <w:bCs/>
+          <w:kern w:val="0"/>
+          <w14:ligatures w14:val="none"/>
+        </w:rPr>
+      </w:pPr>
+      <w:r>
+        <w:rPr>
+          <w:rFonts w:ascii="新細明體" w:eastAsia="新細明體" w:hAnsi="新細明體" w:cs="新細明體"/>
+          <w:b/>
+          <w:bCs/>
+          <w:kern w:val="0"/>
+          <w14:ligatures w14:val="none"/>
+        </w:rPr>
+        <w:t>技術與比賽風格</w:t>
       </w:r>
     </w:p>
     <w:p>
-      <w:r>
-        <w:t>穗香遲疑了一下，輕輕搖頭。她害怕競爭，害怕受傷。</w:t>
+      <w:pPr>
+        <w:widowControl/>
+        <w:numPr>
+          <w:ilvl w:val="0"/>
+          <w:numId w:val="4"/>
+        </w:numPr>
+        <w:spacing w:before="100" w:beforeAutospacing="1" w:after="100" w:afterAutospacing="1" w:line="240" w:lineRule="auto"/>
+        <w:rPr>
+          <w:rFonts w:ascii="新細明體" w:eastAsia="新細明體" w:hAnsi="新細明體" w:cs="新細明體"/>
+          <w:kern w:val="0"/>
+          <w14:ligatures w14:val="none"/>
+        </w:rPr>
+      </w:pPr>
+      <w:r>
+        <w:rPr>
+          <w:rFonts w:ascii="新細明體" w:eastAsia="新細明體" w:hAnsi="新細明體" w:cs="新細明體"/>
+          <w:b/>
+          <w:bCs/>
+          <w:kern w:val="0"/>
+          <w14:ligatures w14:val="none"/>
+        </w:rPr>
+        <w:t>戰術風格</w:t>
+      </w:r>
+      <w:r>
+        <w:rPr>
+          <w:rFonts w:ascii="新細明體" w:eastAsia="新細明體" w:hAnsi="新細明體" w:cs="新細明體"/>
+          <w:kern w:val="0"/>
+          <w14:ligatures w14:val="none"/>
+        </w:rPr>
+        <w:t>：防守型選手，強調穩定與節奏掌控。</w:t>
       </w:r>
     </w:p>
     <w:p>
-      <w:r>
-        <w:t>但就在那時，一顆排球滾到了她的腳邊，一名笑容燦爛的女孩跑過來撿球，對她露出真誠的微笑：「謝謝你！」</w:t>
+      <w:pPr>
+        <w:widowControl/>
+        <w:numPr>
+          <w:ilvl w:val="0"/>
+          <w:numId w:val="4"/>
+        </w:numPr>
+        <w:spacing w:before="100" w:beforeAutospacing="1" w:after="100" w:afterAutospacing="1" w:line="240" w:lineRule="auto"/>
+        <w:rPr>
+          <w:rFonts w:ascii="新細明體" w:eastAsia="新細明體" w:hAnsi="新細明體" w:cs="新細明體"/>
+          <w:kern w:val="0"/>
+          <w14:ligatures w14:val="none"/>
+        </w:rPr>
+      </w:pPr>
+      <w:r>
+        <w:rPr>
+          <w:rFonts w:ascii="新細明體" w:eastAsia="新細明體" w:hAnsi="新細明體" w:cs="新細明體"/>
+          <w:b/>
+          <w:bCs/>
+          <w:kern w:val="0"/>
+          <w14:ligatures w14:val="none"/>
+        </w:rPr>
+        <w:t>技術特色</w:t>
+      </w:r>
+      <w:r>
+        <w:rPr>
+          <w:rFonts w:ascii="新細明體" w:eastAsia="新細明體" w:hAnsi="新細明體" w:cs="新細明體"/>
+          <w:kern w:val="0"/>
+          <w14:ligatures w14:val="none"/>
+        </w:rPr>
+        <w:t>：</w:t>
       </w:r>
     </w:p>
     <w:p>
-      <w:r>
-        <w:t>那是她第一次感受到沙灘排球帶來的純粹快樂。</w:t>
+      <w:pPr>
+        <w:widowControl/>
+        <w:numPr>
+          <w:ilvl w:val="1"/>
+          <w:numId w:val="4"/>
+        </w:numPr>
+        <w:spacing w:before="100" w:beforeAutospacing="1" w:after="100" w:afterAutospacing="1" w:line="240" w:lineRule="auto"/>
+        <w:rPr>
+          <w:rFonts w:ascii="新細明體" w:eastAsia="新細明體" w:hAnsi="新細明體" w:cs="新細明體"/>
+          <w:kern w:val="0"/>
+          <w14:ligatures w14:val="none"/>
+        </w:rPr>
+      </w:pPr>
+      <w:r>
+        <w:rPr>
+          <w:rFonts w:ascii="新細明體" w:eastAsia="新細明體" w:hAnsi="新細明體" w:cs="新細明體"/>
+          <w:b/>
+          <w:bCs/>
+          <w:kern w:val="0"/>
+          <w14:ligatures w14:val="none"/>
+        </w:rPr>
+        <w:t>接發球</w:t>
+      </w:r>
+      <w:r>
+        <w:rPr>
+          <w:rFonts w:ascii="新細明體" w:eastAsia="新細明體" w:hAnsi="新細明體" w:cs="新細明體"/>
+          <w:kern w:val="0"/>
+          <w14:ligatures w14:val="none"/>
+        </w:rPr>
+        <w:t>：異常穩定，確保球路精準。</w:t>
       </w:r>
     </w:p>
     <w:p>
       <w:pPr>
-        <w:rPr>
+        <w:widowControl/>
+        <w:numPr>
+          <w:ilvl w:val="1"/>
+          <w:numId w:val="4"/>
+        </w:numPr>
+        <w:spacing w:before="100" w:beforeAutospacing="1" w:after="100" w:afterAutospacing="1" w:line="240" w:lineRule="auto"/>
+        <w:rPr>
+          <w:rFonts w:ascii="新細明體" w:eastAsia="新細明體" w:hAnsi="新細明體" w:cs="新細明體"/>
+          <w:kern w:val="0"/>
+          <w14:ligatures w14:val="none"/>
+        </w:rPr>
+      </w:pPr>
+      <w:r>
+        <w:rPr>
+          <w:rFonts w:ascii="新細明體" w:eastAsia="新細明體" w:hAnsi="新細明體" w:cs="新細明體"/>
           <w:b/>
           <w:bCs/>
-        </w:rPr>
-      </w:pPr>
-      <w:r>
-        <w:rPr>
+          <w:kern w:val="0"/>
+          <w14:ligatures w14:val="none"/>
+        </w:rPr>
+        <w:t>防守</w:t>
+      </w:r>
+      <w:r>
+        <w:rPr>
+          <w:rFonts w:ascii="新細明體" w:eastAsia="新細明體" w:hAnsi="新細明體" w:cs="新細明體"/>
+          <w:kern w:val="0"/>
+          <w14:ligatures w14:val="none"/>
+        </w:rPr>
+        <w:t>：善於預測對手動作，快速反應接球。</w:t>
+      </w:r>
+    </w:p>
+    <w:p>
+      <w:pPr>
+        <w:widowControl/>
+        <w:numPr>
+          <w:ilvl w:val="1"/>
+          <w:numId w:val="4"/>
+        </w:numPr>
+        <w:spacing w:before="100" w:beforeAutospacing="1" w:after="100" w:afterAutospacing="1" w:line="240" w:lineRule="auto"/>
+        <w:rPr>
+          <w:rFonts w:ascii="新細明體" w:eastAsia="新細明體" w:hAnsi="新細明體" w:cs="新細明體"/>
+          <w:kern w:val="0"/>
+          <w14:ligatures w14:val="none"/>
+        </w:rPr>
+      </w:pPr>
+      <w:r>
+        <w:rPr>
+          <w:rFonts w:ascii="新細明體" w:eastAsia="新細明體" w:hAnsi="新細明體" w:cs="新細明體"/>
           <w:b/>
           <w:bCs/>
-        </w:rPr>
-        <w:t>意外的契機</w:t>
-      </w:r>
-      <w:r>
-        <w:rPr>
+          <w:kern w:val="0"/>
+          <w14:ligatures w14:val="none"/>
+        </w:rPr>
+        <w:t>步伐</w:t>
+      </w:r>
+      <w:r>
+        <w:rPr>
+          <w:rFonts w:ascii="新細明體" w:eastAsia="新細明體" w:hAnsi="新細明體" w:cs="新細明體"/>
+          <w:kern w:val="0"/>
+          <w14:ligatures w14:val="none"/>
+        </w:rPr>
+        <w:t>：靈活移動，適應比賽節奏。</w:t>
+      </w:r>
+    </w:p>
+    <w:p>
+      <w:pPr>
+        <w:widowControl/>
+        <w:spacing w:before="100" w:beforeAutospacing="1" w:after="100" w:afterAutospacing="1" w:line="240" w:lineRule="auto"/>
+        <w:outlineLvl w:val="3"/>
+        <w:rPr>
+          <w:rFonts w:ascii="新細明體" w:eastAsia="新細明體" w:hAnsi="新細明體" w:cs="新細明體"/>
           <w:b/>
           <w:bCs/>
-        </w:rPr>
-        <w:t>——</w:t>
-      </w:r>
-      <w:r>
-        <w:rPr>
+          <w:kern w:val="0"/>
+          <w14:ligatures w14:val="none"/>
+        </w:rPr>
+      </w:pPr>
+      <w:r>
+        <w:rPr>
+          <w:rFonts w:ascii="新細明體" w:eastAsia="新細明體" w:hAnsi="新細明體" w:cs="新細明體"/>
           <w:b/>
           <w:bCs/>
-        </w:rPr>
-        <w:t>沙灘排球的溫柔魅力</w:t>
+          <w:kern w:val="0"/>
+          <w14:ligatures w14:val="none"/>
+        </w:rPr>
+        <w:t>參與維納斯璀璨假期</w:t>
       </w:r>
     </w:p>
     <w:p>
-      <w:r>
-        <w:t>在朋友的鼓勵下，穗香開始嘗試沙灘排球。她發現，這並不只是力量與競爭，更是一種彼此信任的合作。</w:t>
+      <w:pPr>
+        <w:widowControl/>
+        <w:numPr>
+          <w:ilvl w:val="0"/>
+          <w:numId w:val="5"/>
+        </w:numPr>
+        <w:spacing w:before="100" w:beforeAutospacing="1" w:after="100" w:afterAutospacing="1" w:line="240" w:lineRule="auto"/>
+        <w:rPr>
+          <w:rFonts w:ascii="新細明體" w:eastAsia="新細明體" w:hAnsi="新細明體" w:cs="新細明體"/>
+          <w:kern w:val="0"/>
+          <w14:ligatures w14:val="none"/>
+        </w:rPr>
+      </w:pPr>
+      <w:r>
+        <w:rPr>
+          <w:rFonts w:ascii="新細明體" w:eastAsia="新細明體" w:hAnsi="新細明體" w:cs="新細明體"/>
+          <w:kern w:val="0"/>
+          <w14:ligatures w14:val="none"/>
+        </w:rPr>
+        <w:t>受邀參加「維納斯璀璨假期」，面對世界級選手挑戰。</w:t>
       </w:r>
     </w:p>
     <w:p>
-      <w:r>
-        <w:t>她的動作輕盈，接球的姿態總是帶著一種柔和的韻律。她不像其他選手那樣擅長強力扣殺，但她擁有異常穩定的接發球能力，能夠將每一次來球都穩穩地送到隊友手中。</w:t>
+      <w:pPr>
+        <w:widowControl/>
+        <w:numPr>
+          <w:ilvl w:val="0"/>
+          <w:numId w:val="5"/>
+        </w:numPr>
+        <w:spacing w:before="100" w:beforeAutospacing="1" w:after="100" w:afterAutospacing="1" w:line="240" w:lineRule="auto"/>
+        <w:rPr>
+          <w:rFonts w:ascii="新細明體" w:eastAsia="新細明體" w:hAnsi="新細明體" w:cs="新細明體"/>
+          <w:kern w:val="0"/>
+          <w14:ligatures w14:val="none"/>
+        </w:rPr>
+      </w:pPr>
+      <w:r>
+        <w:rPr>
+          <w:rFonts w:ascii="新細明體" w:eastAsia="新細明體" w:hAnsi="新細明體" w:cs="新細明體"/>
+          <w:kern w:val="0"/>
+          <w14:ligatures w14:val="none"/>
+        </w:rPr>
+        <w:t>初期對高強度競爭感到壓力，後逐漸適應比賽環境。</w:t>
       </w:r>
     </w:p>
     <w:p>
-      <w:r>
-        <w:t>「妳的球，好溫柔呢。」</w:t>
+      <w:pPr>
+        <w:widowControl/>
+        <w:numPr>
+          <w:ilvl w:val="0"/>
+          <w:numId w:val="5"/>
+        </w:numPr>
+        <w:spacing w:before="100" w:beforeAutospacing="1" w:after="100" w:afterAutospacing="1" w:line="240" w:lineRule="auto"/>
+        <w:rPr>
+          <w:rFonts w:ascii="新細明體" w:eastAsia="新細明體" w:hAnsi="新細明體" w:cs="新細明體"/>
+          <w:kern w:val="0"/>
+          <w14:ligatures w14:val="none"/>
+        </w:rPr>
+      </w:pPr>
+      <w:r>
+        <w:rPr>
+          <w:rFonts w:ascii="新細明體" w:eastAsia="新細明體" w:hAnsi="新細明體" w:cs="新細明體"/>
+          <w:kern w:val="0"/>
+          <w14:ligatures w14:val="none"/>
+        </w:rPr>
+        <w:t>以穩定發揮成為隊伍的防守支柱，支援隊友發動攻勢。</w:t>
       </w:r>
     </w:p>
     <w:p>
-      <w:r>
-        <w:lastRenderedPageBreak/>
-        <w:t>隊友們這樣對她說。</w:t>
+      <w:pPr>
+        <w:widowControl/>
+        <w:spacing w:before="100" w:beforeAutospacing="1" w:after="100" w:afterAutospacing="1" w:line="240" w:lineRule="auto"/>
+        <w:outlineLvl w:val="3"/>
+        <w:rPr>
+          <w:rFonts w:ascii="新細明體" w:eastAsia="新細明體" w:hAnsi="新細明體" w:cs="新細明體"/>
+          <w:b/>
+          <w:bCs/>
+          <w:kern w:val="0"/>
+          <w14:ligatures w14:val="none"/>
+        </w:rPr>
+      </w:pPr>
+      <w:r>
+        <w:rPr>
+          <w:rFonts w:ascii="新細明體" w:eastAsia="新細明體" w:hAnsi="新細明體" w:cs="新細明體"/>
+          <w:b/>
+          <w:bCs/>
+          <w:kern w:val="0"/>
+          <w14:ligatures w14:val="none"/>
+        </w:rPr>
+        <w:t>影響與個人成長</w:t>
       </w:r>
     </w:p>
     <w:p>
-      <w:r>
-        <w:t>在她的世界裡，沙灘排球並不只是激烈對抗，而是如同風與海的舞蹈。她學會了在比賽中保持冷靜，透過智慧與細膩的觀察找到突破口，逐漸成為團隊中不可或缺的一員。</w:t>
+      <w:pPr>
+        <w:widowControl/>
+        <w:numPr>
+          <w:ilvl w:val="0"/>
+          <w:numId w:val="6"/>
+        </w:numPr>
+        <w:spacing w:before="100" w:beforeAutospacing="1" w:after="100" w:afterAutospacing="1" w:line="240" w:lineRule="auto"/>
+        <w:rPr>
+          <w:rFonts w:ascii="新細明體" w:eastAsia="新細明體" w:hAnsi="新細明體" w:cs="新細明體"/>
+          <w:kern w:val="0"/>
+          <w14:ligatures w14:val="none"/>
+        </w:rPr>
+      </w:pPr>
+      <w:r>
+        <w:rPr>
+          <w:rFonts w:ascii="新細明體" w:eastAsia="新細明體" w:hAnsi="新細明體" w:cs="新細明體"/>
+          <w:kern w:val="0"/>
+          <w14:ligatures w14:val="none"/>
+        </w:rPr>
+        <w:t>透過比賽理解自身價值，擺脫對競爭的恐懼。</w:t>
       </w:r>
     </w:p>
     <w:p>
       <w:pPr>
-        <w:rPr>
+        <w:widowControl/>
+        <w:numPr>
+          <w:ilvl w:val="0"/>
+          <w:numId w:val="6"/>
+        </w:numPr>
+        <w:spacing w:before="100" w:beforeAutospacing="1" w:after="100" w:afterAutospacing="1" w:line="240" w:lineRule="auto"/>
+        <w:rPr>
+          <w:rFonts w:ascii="新細明體" w:eastAsia="新細明體" w:hAnsi="新細明體" w:cs="新細明體"/>
+          <w:kern w:val="0"/>
+          <w14:ligatures w14:val="none"/>
+        </w:rPr>
+      </w:pPr>
+      <w:r>
+        <w:rPr>
+          <w:rFonts w:ascii="新細明體" w:eastAsia="新細明體" w:hAnsi="新細明體" w:cs="新細明體"/>
+          <w:kern w:val="0"/>
+          <w14:ligatures w14:val="none"/>
+        </w:rPr>
+        <w:t>以冷靜態度應對比賽壓力，成為隊伍穩定核心。</w:t>
+      </w:r>
+    </w:p>
+    <w:p>
+      <w:pPr>
+        <w:widowControl/>
+        <w:numPr>
+          <w:ilvl w:val="0"/>
+          <w:numId w:val="6"/>
+        </w:numPr>
+        <w:spacing w:before="100" w:beforeAutospacing="1" w:after="100" w:afterAutospacing="1" w:line="240" w:lineRule="auto"/>
+        <w:rPr>
+          <w:rFonts w:ascii="新細明體" w:eastAsia="新細明體" w:hAnsi="新細明體" w:cs="新細明體"/>
+          <w:kern w:val="0"/>
+          <w14:ligatures w14:val="none"/>
+        </w:rPr>
+      </w:pPr>
+      <w:r>
+        <w:rPr>
+          <w:rFonts w:ascii="新細明體" w:eastAsia="新細明體" w:hAnsi="新細明體" w:cs="新細明體"/>
+          <w:kern w:val="0"/>
+          <w14:ligatures w14:val="none"/>
+        </w:rPr>
+        <w:t>提供心理支持，幫助隊友維持最佳狀態。</w:t>
+      </w:r>
+    </w:p>
+    <w:p>
+      <w:pPr>
+        <w:widowControl/>
+        <w:spacing w:before="100" w:beforeAutospacing="1" w:after="100" w:afterAutospacing="1" w:line="240" w:lineRule="auto"/>
+        <w:outlineLvl w:val="3"/>
+        <w:rPr>
+          <w:rFonts w:ascii="新細明體" w:eastAsia="新細明體" w:hAnsi="新細明體" w:cs="新細明體"/>
           <w:b/>
           <w:bCs/>
-        </w:rPr>
-      </w:pPr>
-      <w:r>
-        <w:rPr>
+          <w:kern w:val="0"/>
+          <w14:ligatures w14:val="none"/>
+        </w:rPr>
+      </w:pPr>
+      <w:r>
+        <w:rPr>
+          <w:rFonts w:ascii="新細明體" w:eastAsia="新細明體" w:hAnsi="新細明體" w:cs="新細明體"/>
           <w:b/>
           <w:bCs/>
-        </w:rPr>
-        <w:t>踏上維納斯群島</w:t>
-      </w:r>
-      <w:r>
-        <w:rPr>
-          <w:b/>
-          <w:bCs/>
-        </w:rPr>
-        <w:t>——</w:t>
-      </w:r>
-      <w:r>
-        <w:rPr>
-          <w:b/>
-          <w:bCs/>
-        </w:rPr>
-        <w:t>成為耀眼的光輝</w:t>
+          <w:kern w:val="0"/>
+          <w14:ligatures w14:val="none"/>
+        </w:rPr>
+        <w:lastRenderedPageBreak/>
+        <w:t>目標與未來展望</w:t>
       </w:r>
     </w:p>
     <w:p>
-      <w:r>
-        <w:t>當穗香收到「維納斯璀璨假期」的邀請時，她其實有些猶豫。</w:t>
+      <w:pPr>
+        <w:widowControl/>
+        <w:numPr>
+          <w:ilvl w:val="0"/>
+          <w:numId w:val="7"/>
+        </w:numPr>
+        <w:spacing w:before="100" w:beforeAutospacing="1" w:after="100" w:afterAutospacing="1" w:line="240" w:lineRule="auto"/>
+        <w:rPr>
+          <w:rFonts w:ascii="新細明體" w:eastAsia="新細明體" w:hAnsi="新細明體" w:cs="新細明體"/>
+          <w:kern w:val="0"/>
+          <w14:ligatures w14:val="none"/>
+        </w:rPr>
+      </w:pPr>
+      <w:r>
+        <w:rPr>
+          <w:rFonts w:ascii="新細明體" w:eastAsia="新細明體" w:hAnsi="新細明體" w:cs="新細明體"/>
+          <w:kern w:val="0"/>
+          <w14:ligatures w14:val="none"/>
+        </w:rPr>
+        <w:t>繼續提升防守能力，發展更精細的比賽策略。</w:t>
       </w:r>
     </w:p>
     <w:p>
-      <w:r>
-        <w:t>這裡聚集了來自世界各地的菁英選手，競爭激烈，氣氛熱血沸騰。她擔心自己無法適應這樣的環境，害怕自己會拖累隊友。</w:t>
+      <w:pPr>
+        <w:widowControl/>
+        <w:numPr>
+          <w:ilvl w:val="0"/>
+          <w:numId w:val="7"/>
+        </w:numPr>
+        <w:spacing w:before="100" w:beforeAutospacing="1" w:after="100" w:afterAutospacing="1" w:line="240" w:lineRule="auto"/>
+        <w:rPr>
+          <w:rFonts w:ascii="新細明體" w:eastAsia="新細明體" w:hAnsi="新細明體" w:cs="新細明體"/>
+          <w:kern w:val="0"/>
+          <w14:ligatures w14:val="none"/>
+        </w:rPr>
+      </w:pPr>
+      <w:r>
+        <w:rPr>
+          <w:rFonts w:ascii="新細明體" w:eastAsia="新細明體" w:hAnsi="新細明體" w:cs="新細明體"/>
+          <w:kern w:val="0"/>
+          <w14:ligatures w14:val="none"/>
+        </w:rPr>
+        <w:t>強化心理素質，適應更高層級的競技環境。</w:t>
       </w:r>
     </w:p>
     <w:p>
-      <w:r>
-        <w:t>但當她踏上這座島嶼，感受到海風輕輕吹拂，她的心慢慢安定了下來。</w:t>
-      </w:r>
-    </w:p>
-    <w:p>
-      <w:r>
-        <w:t>「就像風一樣，只要順應它的流動，就能找到自己的節奏。」</w:t>
-      </w:r>
-    </w:p>
-    <w:p>
-      <w:r>
-        <w:t>她沒有選擇與最強的對手硬碰硬，而是運用她的智慧與觀察力，在比賽中找到自己的優勢。她以穩定的接發球與靈活的步伐，在隊伍中成為最堅實的後盾。</w:t>
-      </w:r>
-    </w:p>
-    <w:p>
-      <w:r>
-        <w:t>當隊友因為壓力而緊張時，她總是微笑著鼓勵：「沒關係，我會接住的。」</w:t>
-      </w:r>
-    </w:p>
-    <w:p>
-      <w:r>
-        <w:t>她的存在，成為了團隊中的溫柔支柱。</w:t>
-      </w:r>
-    </w:p>
-    <w:p>
-      <w:pPr>
-        <w:rPr>
-          <w:b/>
-          <w:bCs/>
-        </w:rPr>
-      </w:pPr>
-      <w:r>
-        <w:rPr>
-          <w:b/>
-          <w:bCs/>
-        </w:rPr>
-        <w:t>溫柔的力量</w:t>
-      </w:r>
-      <w:r>
-        <w:rPr>
-          <w:b/>
-          <w:bCs/>
-        </w:rPr>
-        <w:t>——</w:t>
-      </w:r>
-      <w:r>
-        <w:rPr>
-          <w:b/>
-          <w:bCs/>
-        </w:rPr>
-        <w:t>迎向未來</w:t>
-      </w:r>
-    </w:p>
-    <w:p>
-      <w:r>
-        <w:t>有人說，沙灘排球是個充滿激情與爆發力的運動，而穗香，則用她的方式證明了：「溫柔，也是一種強大。」</w:t>
-      </w:r>
-    </w:p>
-    <w:p>
-      <w:r>
-        <w:t>她並不急於成為最耀眼的明星，而是希望成為那個能讓夥伴安心、讓比賽更加流暢的存在。</w:t>
-      </w:r>
-    </w:p>
-    <w:p>
-      <w:r>
-        <w:t>在夕陽映照的沙灘上，她望著遠方，心中充滿了對未來的期待。</w:t>
-      </w:r>
-    </w:p>
-    <w:p>
-      <w:r>
-        <w:t>「我會像風一樣，找到自己的方向，然後</w:t>
-      </w:r>
-      <w:r>
-        <w:t>——</w:t>
-      </w:r>
-      <w:r>
-        <w:t>溫柔地守護著所有人。」</w:t>
-      </w:r>
-    </w:p>
-    <w:p>
-      <w:r>
-        <w:rPr>
-          <w:b/>
-          <w:bCs/>
-        </w:rPr>
-        <w:t>——</w:t>
-      </w:r>
-      <w:r>
-        <w:rPr>
-          <w:b/>
-          <w:bCs/>
-        </w:rPr>
-        <w:t>穗香的故事，仍在繼續。</w:t>
+      <w:pPr>
+        <w:widowControl/>
+        <w:numPr>
+          <w:ilvl w:val="0"/>
+          <w:numId w:val="7"/>
+        </w:numPr>
+        <w:spacing w:before="100" w:beforeAutospacing="1" w:after="100" w:afterAutospacing="1" w:line="240" w:lineRule="auto"/>
+        <w:rPr>
+          <w:rFonts w:ascii="新細明體" w:eastAsia="新細明體" w:hAnsi="新細明體" w:cs="新細明體"/>
+          <w:kern w:val="0"/>
+          <w14:ligatures w14:val="none"/>
+        </w:rPr>
+      </w:pPr>
+      <w:r>
+        <w:rPr>
+          <w:rFonts w:ascii="新細明體" w:eastAsia="新細明體" w:hAnsi="新細明體" w:cs="新細明體"/>
+          <w:kern w:val="0"/>
+          <w14:ligatures w14:val="none"/>
+        </w:rPr>
+        <w:t>透過自身風格證明「溫柔也是一種強大」。</w:t>
       </w:r>
     </w:p>
     <w:p/>
@@ -309,6 +850,1075 @@
     </w:sectPr>
   </w:body>
 </w:document>
+</file>
+
+<file path=word/numbering.xml><?xml version="1.0" encoding="utf-8"?>
+<w:numbering xmlns:wpc="http://schemas.microsoft.com/office/word/2010/wordprocessingCanvas" xmlns:cx="http://schemas.microsoft.com/office/drawing/2014/chartex" xmlns:cx1="http://schemas.microsoft.com/office/drawing/2015/9/8/chartex" xmlns:cx2="http://schemas.microsoft.com/office/drawing/2015/10/21/chartex" xmlns:cx3="http://schemas.microsoft.com/office/drawing/2016/5/9/chartex" xmlns:cx4="http://schemas.microsoft.com/office/drawing/2016/5/10/chartex" xmlns:cx5="http://schemas.microsoft.com/office/drawing/2016/5/11/chartex" xmlns:cx6="http://schemas.microsoft.com/office/drawing/2016/5/12/chartex" xmlns:cx7="http://schemas.microsoft.com/office/drawing/2016/5/13/chartex" xmlns:cx8="http://schemas.microsoft.com/office/drawing/2016/5/14/chartex" xmlns:mc="http://schemas.openxmlformats.org/markup-compatibility/2006" xmlns:aink="http://schemas.microsoft.com/office/drawing/2016/ink" xmlns:am3d="http://schemas.microsoft.com/office/drawing/2017/model3d" xmlns:o="urn:schemas-microsoft-com:office:office" xmlns:oel="http://schemas.microsoft.com/office/2019/extlst" xmlns:r="http://schemas.openxmlformats.org/officeDocument/2006/relationships" xmlns:m="http://schemas.openxmlformats.org/officeDocument/2006/math" xmlns:v="urn:schemas-microsoft-com:vml" xmlns:wp14="http://schemas.microsoft.com/office/word/2010/wordprocessingDrawing" xmlns:wp="http://schemas.openxmlformats.org/drawingml/2006/wordprocessingDrawing" xmlns:w10="urn:schemas-microsoft-com:office:word" xmlns:w="http://schemas.openxmlformats.org/wordprocessingml/2006/main" xmlns:w14="http://schemas.microsoft.com/office/word/2010/wordml" xmlns:w15="http://schemas.microsoft.com/office/word/2012/wordml" xmlns:w16cex="http://schemas.microsoft.com/office/word/2018/wordml/cex" xmlns:w16cid="http://schemas.microsoft.com/office/word/2016/wordml/cid" xmlns:w16="http://schemas.microsoft.com/office/word/2018/wordml" xmlns:w16du="http://schemas.microsoft.com/office/word/2023/wordml/word16du" xmlns:w16sdtdh="http://schemas.microsoft.com/office/word/2020/wordml/sdtdatahash" xmlns:w16sdtfl="http://schemas.microsoft.com/office/word/2024/wordml/sdtformatlock" xmlns:w16se="http://schemas.microsoft.com/office/word/2015/wordml/symex" xmlns:wpg="http://schemas.microsoft.com/office/word/2010/wordprocessingGroup" xmlns:wpi="http://schemas.microsoft.com/office/word/2010/wordprocessingInk" xmlns:wne="http://schemas.microsoft.com/office/word/2006/wordml" xmlns:wps="http://schemas.microsoft.com/office/word/2010/wordprocessingShape" mc:Ignorable="w14 w15 w16se w16cid w16 w16cex w16sdtdh w16sdtfl w16du wp14">
+  <w:abstractNum w:abstractNumId="0" w15:restartNumberingAfterBreak="0">
+    <w:nsid w:val="19D075B4"/>
+    <w:multiLevelType w:val="multilevel"/>
+    <w:tmpl w:val="B2F61DAA"/>
+    <w:lvl w:ilvl="0">
+      <w:start w:val="1"/>
+      <w:numFmt w:val="bullet"/>
+      <w:lvlText w:val=""/>
+      <w:lvlJc w:val="left"/>
+      <w:pPr>
+        <w:tabs>
+          <w:tab w:val="num" w:pos="720"/>
+        </w:tabs>
+        <w:ind w:left="720" w:hanging="360"/>
+      </w:pPr>
+      <w:rPr>
+        <w:rFonts w:ascii="Symbol" w:hAnsi="Symbol" w:hint="default"/>
+        <w:sz w:val="20"/>
+      </w:rPr>
+    </w:lvl>
+    <w:lvl w:ilvl="1" w:tentative="1">
+      <w:start w:val="1"/>
+      <w:numFmt w:val="bullet"/>
+      <w:lvlText w:val="o"/>
+      <w:lvlJc w:val="left"/>
+      <w:pPr>
+        <w:tabs>
+          <w:tab w:val="num" w:pos="1440"/>
+        </w:tabs>
+        <w:ind w:left="1440" w:hanging="360"/>
+      </w:pPr>
+      <w:rPr>
+        <w:rFonts w:ascii="Courier New" w:hAnsi="Courier New" w:hint="default"/>
+        <w:sz w:val="20"/>
+      </w:rPr>
+    </w:lvl>
+    <w:lvl w:ilvl="2" w:tentative="1">
+      <w:start w:val="1"/>
+      <w:numFmt w:val="bullet"/>
+      <w:lvlText w:val=""/>
+      <w:lvlJc w:val="left"/>
+      <w:pPr>
+        <w:tabs>
+          <w:tab w:val="num" w:pos="2160"/>
+        </w:tabs>
+        <w:ind w:left="2160" w:hanging="360"/>
+      </w:pPr>
+      <w:rPr>
+        <w:rFonts w:ascii="Wingdings" w:hAnsi="Wingdings" w:hint="default"/>
+        <w:sz w:val="20"/>
+      </w:rPr>
+    </w:lvl>
+    <w:lvl w:ilvl="3" w:tentative="1">
+      <w:start w:val="1"/>
+      <w:numFmt w:val="bullet"/>
+      <w:lvlText w:val=""/>
+      <w:lvlJc w:val="left"/>
+      <w:pPr>
+        <w:tabs>
+          <w:tab w:val="num" w:pos="2880"/>
+        </w:tabs>
+        <w:ind w:left="2880" w:hanging="360"/>
+      </w:pPr>
+      <w:rPr>
+        <w:rFonts w:ascii="Wingdings" w:hAnsi="Wingdings" w:hint="default"/>
+        <w:sz w:val="20"/>
+      </w:rPr>
+    </w:lvl>
+    <w:lvl w:ilvl="4" w:tentative="1">
+      <w:start w:val="1"/>
+      <w:numFmt w:val="bullet"/>
+      <w:lvlText w:val=""/>
+      <w:lvlJc w:val="left"/>
+      <w:pPr>
+        <w:tabs>
+          <w:tab w:val="num" w:pos="3600"/>
+        </w:tabs>
+        <w:ind w:left="3600" w:hanging="360"/>
+      </w:pPr>
+      <w:rPr>
+        <w:rFonts w:ascii="Wingdings" w:hAnsi="Wingdings" w:hint="default"/>
+        <w:sz w:val="20"/>
+      </w:rPr>
+    </w:lvl>
+    <w:lvl w:ilvl="5" w:tentative="1">
+      <w:start w:val="1"/>
+      <w:numFmt w:val="bullet"/>
+      <w:lvlText w:val=""/>
+      <w:lvlJc w:val="left"/>
+      <w:pPr>
+        <w:tabs>
+          <w:tab w:val="num" w:pos="4320"/>
+        </w:tabs>
+        <w:ind w:left="4320" w:hanging="360"/>
+      </w:pPr>
+      <w:rPr>
+        <w:rFonts w:ascii="Wingdings" w:hAnsi="Wingdings" w:hint="default"/>
+        <w:sz w:val="20"/>
+      </w:rPr>
+    </w:lvl>
+    <w:lvl w:ilvl="6" w:tentative="1">
+      <w:start w:val="1"/>
+      <w:numFmt w:val="bullet"/>
+      <w:lvlText w:val=""/>
+      <w:lvlJc w:val="left"/>
+      <w:pPr>
+        <w:tabs>
+          <w:tab w:val="num" w:pos="5040"/>
+        </w:tabs>
+        <w:ind w:left="5040" w:hanging="360"/>
+      </w:pPr>
+      <w:rPr>
+        <w:rFonts w:ascii="Wingdings" w:hAnsi="Wingdings" w:hint="default"/>
+        <w:sz w:val="20"/>
+      </w:rPr>
+    </w:lvl>
+    <w:lvl w:ilvl="7" w:tentative="1">
+      <w:start w:val="1"/>
+      <w:numFmt w:val="bullet"/>
+      <w:lvlText w:val=""/>
+      <w:lvlJc w:val="left"/>
+      <w:pPr>
+        <w:tabs>
+          <w:tab w:val="num" w:pos="5760"/>
+        </w:tabs>
+        <w:ind w:left="5760" w:hanging="360"/>
+      </w:pPr>
+      <w:rPr>
+        <w:rFonts w:ascii="Wingdings" w:hAnsi="Wingdings" w:hint="default"/>
+        <w:sz w:val="20"/>
+      </w:rPr>
+    </w:lvl>
+    <w:lvl w:ilvl="8" w:tentative="1">
+      <w:start w:val="1"/>
+      <w:numFmt w:val="bullet"/>
+      <w:lvlText w:val=""/>
+      <w:lvlJc w:val="left"/>
+      <w:pPr>
+        <w:tabs>
+          <w:tab w:val="num" w:pos="6480"/>
+        </w:tabs>
+        <w:ind w:left="6480" w:hanging="360"/>
+      </w:pPr>
+      <w:rPr>
+        <w:rFonts w:ascii="Wingdings" w:hAnsi="Wingdings" w:hint="default"/>
+        <w:sz w:val="20"/>
+      </w:rPr>
+    </w:lvl>
+  </w:abstractNum>
+  <w:abstractNum w:abstractNumId="1" w15:restartNumberingAfterBreak="0">
+    <w:nsid w:val="226253D3"/>
+    <w:multiLevelType w:val="multilevel"/>
+    <w:tmpl w:val="285EE1D8"/>
+    <w:lvl w:ilvl="0">
+      <w:start w:val="1"/>
+      <w:numFmt w:val="bullet"/>
+      <w:lvlText w:val=""/>
+      <w:lvlJc w:val="left"/>
+      <w:pPr>
+        <w:tabs>
+          <w:tab w:val="num" w:pos="720"/>
+        </w:tabs>
+        <w:ind w:left="720" w:hanging="360"/>
+      </w:pPr>
+      <w:rPr>
+        <w:rFonts w:ascii="Symbol" w:hAnsi="Symbol" w:hint="default"/>
+        <w:sz w:val="20"/>
+      </w:rPr>
+    </w:lvl>
+    <w:lvl w:ilvl="1" w:tentative="1">
+      <w:start w:val="1"/>
+      <w:numFmt w:val="bullet"/>
+      <w:lvlText w:val="o"/>
+      <w:lvlJc w:val="left"/>
+      <w:pPr>
+        <w:tabs>
+          <w:tab w:val="num" w:pos="1440"/>
+        </w:tabs>
+        <w:ind w:left="1440" w:hanging="360"/>
+      </w:pPr>
+      <w:rPr>
+        <w:rFonts w:ascii="Courier New" w:hAnsi="Courier New" w:hint="default"/>
+        <w:sz w:val="20"/>
+      </w:rPr>
+    </w:lvl>
+    <w:lvl w:ilvl="2" w:tentative="1">
+      <w:start w:val="1"/>
+      <w:numFmt w:val="bullet"/>
+      <w:lvlText w:val=""/>
+      <w:lvlJc w:val="left"/>
+      <w:pPr>
+        <w:tabs>
+          <w:tab w:val="num" w:pos="2160"/>
+        </w:tabs>
+        <w:ind w:left="2160" w:hanging="360"/>
+      </w:pPr>
+      <w:rPr>
+        <w:rFonts w:ascii="Wingdings" w:hAnsi="Wingdings" w:hint="default"/>
+        <w:sz w:val="20"/>
+      </w:rPr>
+    </w:lvl>
+    <w:lvl w:ilvl="3" w:tentative="1">
+      <w:start w:val="1"/>
+      <w:numFmt w:val="bullet"/>
+      <w:lvlText w:val=""/>
+      <w:lvlJc w:val="left"/>
+      <w:pPr>
+        <w:tabs>
+          <w:tab w:val="num" w:pos="2880"/>
+        </w:tabs>
+        <w:ind w:left="2880" w:hanging="360"/>
+      </w:pPr>
+      <w:rPr>
+        <w:rFonts w:ascii="Wingdings" w:hAnsi="Wingdings" w:hint="default"/>
+        <w:sz w:val="20"/>
+      </w:rPr>
+    </w:lvl>
+    <w:lvl w:ilvl="4" w:tentative="1">
+      <w:start w:val="1"/>
+      <w:numFmt w:val="bullet"/>
+      <w:lvlText w:val=""/>
+      <w:lvlJc w:val="left"/>
+      <w:pPr>
+        <w:tabs>
+          <w:tab w:val="num" w:pos="3600"/>
+        </w:tabs>
+        <w:ind w:left="3600" w:hanging="360"/>
+      </w:pPr>
+      <w:rPr>
+        <w:rFonts w:ascii="Wingdings" w:hAnsi="Wingdings" w:hint="default"/>
+        <w:sz w:val="20"/>
+      </w:rPr>
+    </w:lvl>
+    <w:lvl w:ilvl="5" w:tentative="1">
+      <w:start w:val="1"/>
+      <w:numFmt w:val="bullet"/>
+      <w:lvlText w:val=""/>
+      <w:lvlJc w:val="left"/>
+      <w:pPr>
+        <w:tabs>
+          <w:tab w:val="num" w:pos="4320"/>
+        </w:tabs>
+        <w:ind w:left="4320" w:hanging="360"/>
+      </w:pPr>
+      <w:rPr>
+        <w:rFonts w:ascii="Wingdings" w:hAnsi="Wingdings" w:hint="default"/>
+        <w:sz w:val="20"/>
+      </w:rPr>
+    </w:lvl>
+    <w:lvl w:ilvl="6" w:tentative="1">
+      <w:start w:val="1"/>
+      <w:numFmt w:val="bullet"/>
+      <w:lvlText w:val=""/>
+      <w:lvlJc w:val="left"/>
+      <w:pPr>
+        <w:tabs>
+          <w:tab w:val="num" w:pos="5040"/>
+        </w:tabs>
+        <w:ind w:left="5040" w:hanging="360"/>
+      </w:pPr>
+      <w:rPr>
+        <w:rFonts w:ascii="Wingdings" w:hAnsi="Wingdings" w:hint="default"/>
+        <w:sz w:val="20"/>
+      </w:rPr>
+    </w:lvl>
+    <w:lvl w:ilvl="7" w:tentative="1">
+      <w:start w:val="1"/>
+      <w:numFmt w:val="bullet"/>
+      <w:lvlText w:val=""/>
+      <w:lvlJc w:val="left"/>
+      <w:pPr>
+        <w:tabs>
+          <w:tab w:val="num" w:pos="5760"/>
+        </w:tabs>
+        <w:ind w:left="5760" w:hanging="360"/>
+      </w:pPr>
+      <w:rPr>
+        <w:rFonts w:ascii="Wingdings" w:hAnsi="Wingdings" w:hint="default"/>
+        <w:sz w:val="20"/>
+      </w:rPr>
+    </w:lvl>
+    <w:lvl w:ilvl="8" w:tentative="1">
+      <w:start w:val="1"/>
+      <w:numFmt w:val="bullet"/>
+      <w:lvlText w:val=""/>
+      <w:lvlJc w:val="left"/>
+      <w:pPr>
+        <w:tabs>
+          <w:tab w:val="num" w:pos="6480"/>
+        </w:tabs>
+        <w:ind w:left="6480" w:hanging="360"/>
+      </w:pPr>
+      <w:rPr>
+        <w:rFonts w:ascii="Wingdings" w:hAnsi="Wingdings" w:hint="default"/>
+        <w:sz w:val="20"/>
+      </w:rPr>
+    </w:lvl>
+  </w:abstractNum>
+  <w:abstractNum w:abstractNumId="2" w15:restartNumberingAfterBreak="0">
+    <w:nsid w:val="58876B02"/>
+    <w:multiLevelType w:val="multilevel"/>
+    <w:tmpl w:val="F3D0FE96"/>
+    <w:lvl w:ilvl="0">
+      <w:start w:val="1"/>
+      <w:numFmt w:val="bullet"/>
+      <w:lvlText w:val=""/>
+      <w:lvlJc w:val="left"/>
+      <w:pPr>
+        <w:tabs>
+          <w:tab w:val="num" w:pos="720"/>
+        </w:tabs>
+        <w:ind w:left="720" w:hanging="360"/>
+      </w:pPr>
+      <w:rPr>
+        <w:rFonts w:ascii="Symbol" w:hAnsi="Symbol" w:hint="default"/>
+        <w:sz w:val="20"/>
+      </w:rPr>
+    </w:lvl>
+    <w:lvl w:ilvl="1" w:tentative="1">
+      <w:start w:val="1"/>
+      <w:numFmt w:val="bullet"/>
+      <w:lvlText w:val="o"/>
+      <w:lvlJc w:val="left"/>
+      <w:pPr>
+        <w:tabs>
+          <w:tab w:val="num" w:pos="1440"/>
+        </w:tabs>
+        <w:ind w:left="1440" w:hanging="360"/>
+      </w:pPr>
+      <w:rPr>
+        <w:rFonts w:ascii="Courier New" w:hAnsi="Courier New" w:hint="default"/>
+        <w:sz w:val="20"/>
+      </w:rPr>
+    </w:lvl>
+    <w:lvl w:ilvl="2" w:tentative="1">
+      <w:start w:val="1"/>
+      <w:numFmt w:val="bullet"/>
+      <w:lvlText w:val=""/>
+      <w:lvlJc w:val="left"/>
+      <w:pPr>
+        <w:tabs>
+          <w:tab w:val="num" w:pos="2160"/>
+        </w:tabs>
+        <w:ind w:left="2160" w:hanging="360"/>
+      </w:pPr>
+      <w:rPr>
+        <w:rFonts w:ascii="Wingdings" w:hAnsi="Wingdings" w:hint="default"/>
+        <w:sz w:val="20"/>
+      </w:rPr>
+    </w:lvl>
+    <w:lvl w:ilvl="3" w:tentative="1">
+      <w:start w:val="1"/>
+      <w:numFmt w:val="bullet"/>
+      <w:lvlText w:val=""/>
+      <w:lvlJc w:val="left"/>
+      <w:pPr>
+        <w:tabs>
+          <w:tab w:val="num" w:pos="2880"/>
+        </w:tabs>
+        <w:ind w:left="2880" w:hanging="360"/>
+      </w:pPr>
+      <w:rPr>
+        <w:rFonts w:ascii="Wingdings" w:hAnsi="Wingdings" w:hint="default"/>
+        <w:sz w:val="20"/>
+      </w:rPr>
+    </w:lvl>
+    <w:lvl w:ilvl="4" w:tentative="1">
+      <w:start w:val="1"/>
+      <w:numFmt w:val="bullet"/>
+      <w:lvlText w:val=""/>
+      <w:lvlJc w:val="left"/>
+      <w:pPr>
+        <w:tabs>
+          <w:tab w:val="num" w:pos="3600"/>
+        </w:tabs>
+        <w:ind w:left="3600" w:hanging="360"/>
+      </w:pPr>
+      <w:rPr>
+        <w:rFonts w:ascii="Wingdings" w:hAnsi="Wingdings" w:hint="default"/>
+        <w:sz w:val="20"/>
+      </w:rPr>
+    </w:lvl>
+    <w:lvl w:ilvl="5" w:tentative="1">
+      <w:start w:val="1"/>
+      <w:numFmt w:val="bullet"/>
+      <w:lvlText w:val=""/>
+      <w:lvlJc w:val="left"/>
+      <w:pPr>
+        <w:tabs>
+          <w:tab w:val="num" w:pos="4320"/>
+        </w:tabs>
+        <w:ind w:left="4320" w:hanging="360"/>
+      </w:pPr>
+      <w:rPr>
+        <w:rFonts w:ascii="Wingdings" w:hAnsi="Wingdings" w:hint="default"/>
+        <w:sz w:val="20"/>
+      </w:rPr>
+    </w:lvl>
+    <w:lvl w:ilvl="6" w:tentative="1">
+      <w:start w:val="1"/>
+      <w:numFmt w:val="bullet"/>
+      <w:lvlText w:val=""/>
+      <w:lvlJc w:val="left"/>
+      <w:pPr>
+        <w:tabs>
+          <w:tab w:val="num" w:pos="5040"/>
+        </w:tabs>
+        <w:ind w:left="5040" w:hanging="360"/>
+      </w:pPr>
+      <w:rPr>
+        <w:rFonts w:ascii="Wingdings" w:hAnsi="Wingdings" w:hint="default"/>
+        <w:sz w:val="20"/>
+      </w:rPr>
+    </w:lvl>
+    <w:lvl w:ilvl="7" w:tentative="1">
+      <w:start w:val="1"/>
+      <w:numFmt w:val="bullet"/>
+      <w:lvlText w:val=""/>
+      <w:lvlJc w:val="left"/>
+      <w:pPr>
+        <w:tabs>
+          <w:tab w:val="num" w:pos="5760"/>
+        </w:tabs>
+        <w:ind w:left="5760" w:hanging="360"/>
+      </w:pPr>
+      <w:rPr>
+        <w:rFonts w:ascii="Wingdings" w:hAnsi="Wingdings" w:hint="default"/>
+        <w:sz w:val="20"/>
+      </w:rPr>
+    </w:lvl>
+    <w:lvl w:ilvl="8" w:tentative="1">
+      <w:start w:val="1"/>
+      <w:numFmt w:val="bullet"/>
+      <w:lvlText w:val=""/>
+      <w:lvlJc w:val="left"/>
+      <w:pPr>
+        <w:tabs>
+          <w:tab w:val="num" w:pos="6480"/>
+        </w:tabs>
+        <w:ind w:left="6480" w:hanging="360"/>
+      </w:pPr>
+      <w:rPr>
+        <w:rFonts w:ascii="Wingdings" w:hAnsi="Wingdings" w:hint="default"/>
+        <w:sz w:val="20"/>
+      </w:rPr>
+    </w:lvl>
+  </w:abstractNum>
+  <w:abstractNum w:abstractNumId="3" w15:restartNumberingAfterBreak="0">
+    <w:nsid w:val="5ED67871"/>
+    <w:multiLevelType w:val="multilevel"/>
+    <w:tmpl w:val="B8F05936"/>
+    <w:lvl w:ilvl="0">
+      <w:start w:val="1"/>
+      <w:numFmt w:val="bullet"/>
+      <w:lvlText w:val=""/>
+      <w:lvlJc w:val="left"/>
+      <w:pPr>
+        <w:tabs>
+          <w:tab w:val="num" w:pos="720"/>
+        </w:tabs>
+        <w:ind w:left="720" w:hanging="360"/>
+      </w:pPr>
+      <w:rPr>
+        <w:rFonts w:ascii="Symbol" w:hAnsi="Symbol" w:hint="default"/>
+        <w:sz w:val="20"/>
+      </w:rPr>
+    </w:lvl>
+    <w:lvl w:ilvl="1">
+      <w:start w:val="1"/>
+      <w:numFmt w:val="bullet"/>
+      <w:lvlText w:val="o"/>
+      <w:lvlJc w:val="left"/>
+      <w:pPr>
+        <w:tabs>
+          <w:tab w:val="num" w:pos="1440"/>
+        </w:tabs>
+        <w:ind w:left="1440" w:hanging="360"/>
+      </w:pPr>
+      <w:rPr>
+        <w:rFonts w:ascii="Courier New" w:hAnsi="Courier New" w:hint="default"/>
+        <w:sz w:val="20"/>
+      </w:rPr>
+    </w:lvl>
+    <w:lvl w:ilvl="2" w:tentative="1">
+      <w:start w:val="1"/>
+      <w:numFmt w:val="bullet"/>
+      <w:lvlText w:val=""/>
+      <w:lvlJc w:val="left"/>
+      <w:pPr>
+        <w:tabs>
+          <w:tab w:val="num" w:pos="2160"/>
+        </w:tabs>
+        <w:ind w:left="2160" w:hanging="360"/>
+      </w:pPr>
+      <w:rPr>
+        <w:rFonts w:ascii="Wingdings" w:hAnsi="Wingdings" w:hint="default"/>
+        <w:sz w:val="20"/>
+      </w:rPr>
+    </w:lvl>
+    <w:lvl w:ilvl="3" w:tentative="1">
+      <w:start w:val="1"/>
+      <w:numFmt w:val="bullet"/>
+      <w:lvlText w:val=""/>
+      <w:lvlJc w:val="left"/>
+      <w:pPr>
+        <w:tabs>
+          <w:tab w:val="num" w:pos="2880"/>
+        </w:tabs>
+        <w:ind w:left="2880" w:hanging="360"/>
+      </w:pPr>
+      <w:rPr>
+        <w:rFonts w:ascii="Wingdings" w:hAnsi="Wingdings" w:hint="default"/>
+        <w:sz w:val="20"/>
+      </w:rPr>
+    </w:lvl>
+    <w:lvl w:ilvl="4" w:tentative="1">
+      <w:start w:val="1"/>
+      <w:numFmt w:val="bullet"/>
+      <w:lvlText w:val=""/>
+      <w:lvlJc w:val="left"/>
+      <w:pPr>
+        <w:tabs>
+          <w:tab w:val="num" w:pos="3600"/>
+        </w:tabs>
+        <w:ind w:left="3600" w:hanging="360"/>
+      </w:pPr>
+      <w:rPr>
+        <w:rFonts w:ascii="Wingdings" w:hAnsi="Wingdings" w:hint="default"/>
+        <w:sz w:val="20"/>
+      </w:rPr>
+    </w:lvl>
+    <w:lvl w:ilvl="5" w:tentative="1">
+      <w:start w:val="1"/>
+      <w:numFmt w:val="bullet"/>
+      <w:lvlText w:val=""/>
+      <w:lvlJc w:val="left"/>
+      <w:pPr>
+        <w:tabs>
+          <w:tab w:val="num" w:pos="4320"/>
+        </w:tabs>
+        <w:ind w:left="4320" w:hanging="360"/>
+      </w:pPr>
+      <w:rPr>
+        <w:rFonts w:ascii="Wingdings" w:hAnsi="Wingdings" w:hint="default"/>
+        <w:sz w:val="20"/>
+      </w:rPr>
+    </w:lvl>
+    <w:lvl w:ilvl="6" w:tentative="1">
+      <w:start w:val="1"/>
+      <w:numFmt w:val="bullet"/>
+      <w:lvlText w:val=""/>
+      <w:lvlJc w:val="left"/>
+      <w:pPr>
+        <w:tabs>
+          <w:tab w:val="num" w:pos="5040"/>
+        </w:tabs>
+        <w:ind w:left="5040" w:hanging="360"/>
+      </w:pPr>
+      <w:rPr>
+        <w:rFonts w:ascii="Wingdings" w:hAnsi="Wingdings" w:hint="default"/>
+        <w:sz w:val="20"/>
+      </w:rPr>
+    </w:lvl>
+    <w:lvl w:ilvl="7" w:tentative="1">
+      <w:start w:val="1"/>
+      <w:numFmt w:val="bullet"/>
+      <w:lvlText w:val=""/>
+      <w:lvlJc w:val="left"/>
+      <w:pPr>
+        <w:tabs>
+          <w:tab w:val="num" w:pos="5760"/>
+        </w:tabs>
+        <w:ind w:left="5760" w:hanging="360"/>
+      </w:pPr>
+      <w:rPr>
+        <w:rFonts w:ascii="Wingdings" w:hAnsi="Wingdings" w:hint="default"/>
+        <w:sz w:val="20"/>
+      </w:rPr>
+    </w:lvl>
+    <w:lvl w:ilvl="8" w:tentative="1">
+      <w:start w:val="1"/>
+      <w:numFmt w:val="bullet"/>
+      <w:lvlText w:val=""/>
+      <w:lvlJc w:val="left"/>
+      <w:pPr>
+        <w:tabs>
+          <w:tab w:val="num" w:pos="6480"/>
+        </w:tabs>
+        <w:ind w:left="6480" w:hanging="360"/>
+      </w:pPr>
+      <w:rPr>
+        <w:rFonts w:ascii="Wingdings" w:hAnsi="Wingdings" w:hint="default"/>
+        <w:sz w:val="20"/>
+      </w:rPr>
+    </w:lvl>
+  </w:abstractNum>
+  <w:abstractNum w:abstractNumId="4" w15:restartNumberingAfterBreak="0">
+    <w:nsid w:val="6DE36B25"/>
+    <w:multiLevelType w:val="multilevel"/>
+    <w:tmpl w:val="83DAD004"/>
+    <w:lvl w:ilvl="0">
+      <w:start w:val="1"/>
+      <w:numFmt w:val="bullet"/>
+      <w:lvlText w:val=""/>
+      <w:lvlJc w:val="left"/>
+      <w:pPr>
+        <w:tabs>
+          <w:tab w:val="num" w:pos="720"/>
+        </w:tabs>
+        <w:ind w:left="720" w:hanging="360"/>
+      </w:pPr>
+      <w:rPr>
+        <w:rFonts w:ascii="Symbol" w:hAnsi="Symbol" w:hint="default"/>
+        <w:sz w:val="20"/>
+      </w:rPr>
+    </w:lvl>
+    <w:lvl w:ilvl="1" w:tentative="1">
+      <w:start w:val="1"/>
+      <w:numFmt w:val="bullet"/>
+      <w:lvlText w:val="o"/>
+      <w:lvlJc w:val="left"/>
+      <w:pPr>
+        <w:tabs>
+          <w:tab w:val="num" w:pos="1440"/>
+        </w:tabs>
+        <w:ind w:left="1440" w:hanging="360"/>
+      </w:pPr>
+      <w:rPr>
+        <w:rFonts w:ascii="Courier New" w:hAnsi="Courier New" w:hint="default"/>
+        <w:sz w:val="20"/>
+      </w:rPr>
+    </w:lvl>
+    <w:lvl w:ilvl="2" w:tentative="1">
+      <w:start w:val="1"/>
+      <w:numFmt w:val="bullet"/>
+      <w:lvlText w:val=""/>
+      <w:lvlJc w:val="left"/>
+      <w:pPr>
+        <w:tabs>
+          <w:tab w:val="num" w:pos="2160"/>
+        </w:tabs>
+        <w:ind w:left="2160" w:hanging="360"/>
+      </w:pPr>
+      <w:rPr>
+        <w:rFonts w:ascii="Wingdings" w:hAnsi="Wingdings" w:hint="default"/>
+        <w:sz w:val="20"/>
+      </w:rPr>
+    </w:lvl>
+    <w:lvl w:ilvl="3" w:tentative="1">
+      <w:start w:val="1"/>
+      <w:numFmt w:val="bullet"/>
+      <w:lvlText w:val=""/>
+      <w:lvlJc w:val="left"/>
+      <w:pPr>
+        <w:tabs>
+          <w:tab w:val="num" w:pos="2880"/>
+        </w:tabs>
+        <w:ind w:left="2880" w:hanging="360"/>
+      </w:pPr>
+      <w:rPr>
+        <w:rFonts w:ascii="Wingdings" w:hAnsi="Wingdings" w:hint="default"/>
+        <w:sz w:val="20"/>
+      </w:rPr>
+    </w:lvl>
+    <w:lvl w:ilvl="4" w:tentative="1">
+      <w:start w:val="1"/>
+      <w:numFmt w:val="bullet"/>
+      <w:lvlText w:val=""/>
+      <w:lvlJc w:val="left"/>
+      <w:pPr>
+        <w:tabs>
+          <w:tab w:val="num" w:pos="3600"/>
+        </w:tabs>
+        <w:ind w:left="3600" w:hanging="360"/>
+      </w:pPr>
+      <w:rPr>
+        <w:rFonts w:ascii="Wingdings" w:hAnsi="Wingdings" w:hint="default"/>
+        <w:sz w:val="20"/>
+      </w:rPr>
+    </w:lvl>
+    <w:lvl w:ilvl="5" w:tentative="1">
+      <w:start w:val="1"/>
+      <w:numFmt w:val="bullet"/>
+      <w:lvlText w:val=""/>
+      <w:lvlJc w:val="left"/>
+      <w:pPr>
+        <w:tabs>
+          <w:tab w:val="num" w:pos="4320"/>
+        </w:tabs>
+        <w:ind w:left="4320" w:hanging="360"/>
+      </w:pPr>
+      <w:rPr>
+        <w:rFonts w:ascii="Wingdings" w:hAnsi="Wingdings" w:hint="default"/>
+        <w:sz w:val="20"/>
+      </w:rPr>
+    </w:lvl>
+    <w:lvl w:ilvl="6" w:tentative="1">
+      <w:start w:val="1"/>
+      <w:numFmt w:val="bullet"/>
+      <w:lvlText w:val=""/>
+      <w:lvlJc w:val="left"/>
+      <w:pPr>
+        <w:tabs>
+          <w:tab w:val="num" w:pos="5040"/>
+        </w:tabs>
+        <w:ind w:left="5040" w:hanging="360"/>
+      </w:pPr>
+      <w:rPr>
+        <w:rFonts w:ascii="Wingdings" w:hAnsi="Wingdings" w:hint="default"/>
+        <w:sz w:val="20"/>
+      </w:rPr>
+    </w:lvl>
+    <w:lvl w:ilvl="7" w:tentative="1">
+      <w:start w:val="1"/>
+      <w:numFmt w:val="bullet"/>
+      <w:lvlText w:val=""/>
+      <w:lvlJc w:val="left"/>
+      <w:pPr>
+        <w:tabs>
+          <w:tab w:val="num" w:pos="5760"/>
+        </w:tabs>
+        <w:ind w:left="5760" w:hanging="360"/>
+      </w:pPr>
+      <w:rPr>
+        <w:rFonts w:ascii="Wingdings" w:hAnsi="Wingdings" w:hint="default"/>
+        <w:sz w:val="20"/>
+      </w:rPr>
+    </w:lvl>
+    <w:lvl w:ilvl="8" w:tentative="1">
+      <w:start w:val="1"/>
+      <w:numFmt w:val="bullet"/>
+      <w:lvlText w:val=""/>
+      <w:lvlJc w:val="left"/>
+      <w:pPr>
+        <w:tabs>
+          <w:tab w:val="num" w:pos="6480"/>
+        </w:tabs>
+        <w:ind w:left="6480" w:hanging="360"/>
+      </w:pPr>
+      <w:rPr>
+        <w:rFonts w:ascii="Wingdings" w:hAnsi="Wingdings" w:hint="default"/>
+        <w:sz w:val="20"/>
+      </w:rPr>
+    </w:lvl>
+  </w:abstractNum>
+  <w:abstractNum w:abstractNumId="5" w15:restartNumberingAfterBreak="0">
+    <w:nsid w:val="774D16CE"/>
+    <w:multiLevelType w:val="multilevel"/>
+    <w:tmpl w:val="2DAC67C6"/>
+    <w:lvl w:ilvl="0">
+      <w:start w:val="1"/>
+      <w:numFmt w:val="bullet"/>
+      <w:lvlText w:val=""/>
+      <w:lvlJc w:val="left"/>
+      <w:pPr>
+        <w:tabs>
+          <w:tab w:val="num" w:pos="720"/>
+        </w:tabs>
+        <w:ind w:left="720" w:hanging="360"/>
+      </w:pPr>
+      <w:rPr>
+        <w:rFonts w:ascii="Symbol" w:hAnsi="Symbol" w:hint="default"/>
+        <w:sz w:val="20"/>
+      </w:rPr>
+    </w:lvl>
+    <w:lvl w:ilvl="1" w:tentative="1">
+      <w:start w:val="1"/>
+      <w:numFmt w:val="bullet"/>
+      <w:lvlText w:val="o"/>
+      <w:lvlJc w:val="left"/>
+      <w:pPr>
+        <w:tabs>
+          <w:tab w:val="num" w:pos="1440"/>
+        </w:tabs>
+        <w:ind w:left="1440" w:hanging="360"/>
+      </w:pPr>
+      <w:rPr>
+        <w:rFonts w:ascii="Courier New" w:hAnsi="Courier New" w:hint="default"/>
+        <w:sz w:val="20"/>
+      </w:rPr>
+    </w:lvl>
+    <w:lvl w:ilvl="2" w:tentative="1">
+      <w:start w:val="1"/>
+      <w:numFmt w:val="bullet"/>
+      <w:lvlText w:val=""/>
+      <w:lvlJc w:val="left"/>
+      <w:pPr>
+        <w:tabs>
+          <w:tab w:val="num" w:pos="2160"/>
+        </w:tabs>
+        <w:ind w:left="2160" w:hanging="360"/>
+      </w:pPr>
+      <w:rPr>
+        <w:rFonts w:ascii="Wingdings" w:hAnsi="Wingdings" w:hint="default"/>
+        <w:sz w:val="20"/>
+      </w:rPr>
+    </w:lvl>
+    <w:lvl w:ilvl="3" w:tentative="1">
+      <w:start w:val="1"/>
+      <w:numFmt w:val="bullet"/>
+      <w:lvlText w:val=""/>
+      <w:lvlJc w:val="left"/>
+      <w:pPr>
+        <w:tabs>
+          <w:tab w:val="num" w:pos="2880"/>
+        </w:tabs>
+        <w:ind w:left="2880" w:hanging="360"/>
+      </w:pPr>
+      <w:rPr>
+        <w:rFonts w:ascii="Wingdings" w:hAnsi="Wingdings" w:hint="default"/>
+        <w:sz w:val="20"/>
+      </w:rPr>
+    </w:lvl>
+    <w:lvl w:ilvl="4" w:tentative="1">
+      <w:start w:val="1"/>
+      <w:numFmt w:val="bullet"/>
+      <w:lvlText w:val=""/>
+      <w:lvlJc w:val="left"/>
+      <w:pPr>
+        <w:tabs>
+          <w:tab w:val="num" w:pos="3600"/>
+        </w:tabs>
+        <w:ind w:left="3600" w:hanging="360"/>
+      </w:pPr>
+      <w:rPr>
+        <w:rFonts w:ascii="Wingdings" w:hAnsi="Wingdings" w:hint="default"/>
+        <w:sz w:val="20"/>
+      </w:rPr>
+    </w:lvl>
+    <w:lvl w:ilvl="5" w:tentative="1">
+      <w:start w:val="1"/>
+      <w:numFmt w:val="bullet"/>
+      <w:lvlText w:val=""/>
+      <w:lvlJc w:val="left"/>
+      <w:pPr>
+        <w:tabs>
+          <w:tab w:val="num" w:pos="4320"/>
+        </w:tabs>
+        <w:ind w:left="4320" w:hanging="360"/>
+      </w:pPr>
+      <w:rPr>
+        <w:rFonts w:ascii="Wingdings" w:hAnsi="Wingdings" w:hint="default"/>
+        <w:sz w:val="20"/>
+      </w:rPr>
+    </w:lvl>
+    <w:lvl w:ilvl="6" w:tentative="1">
+      <w:start w:val="1"/>
+      <w:numFmt w:val="bullet"/>
+      <w:lvlText w:val=""/>
+      <w:lvlJc w:val="left"/>
+      <w:pPr>
+        <w:tabs>
+          <w:tab w:val="num" w:pos="5040"/>
+        </w:tabs>
+        <w:ind w:left="5040" w:hanging="360"/>
+      </w:pPr>
+      <w:rPr>
+        <w:rFonts w:ascii="Wingdings" w:hAnsi="Wingdings" w:hint="default"/>
+        <w:sz w:val="20"/>
+      </w:rPr>
+    </w:lvl>
+    <w:lvl w:ilvl="7" w:tentative="1">
+      <w:start w:val="1"/>
+      <w:numFmt w:val="bullet"/>
+      <w:lvlText w:val=""/>
+      <w:lvlJc w:val="left"/>
+      <w:pPr>
+        <w:tabs>
+          <w:tab w:val="num" w:pos="5760"/>
+        </w:tabs>
+        <w:ind w:left="5760" w:hanging="360"/>
+      </w:pPr>
+      <w:rPr>
+        <w:rFonts w:ascii="Wingdings" w:hAnsi="Wingdings" w:hint="default"/>
+        <w:sz w:val="20"/>
+      </w:rPr>
+    </w:lvl>
+    <w:lvl w:ilvl="8" w:tentative="1">
+      <w:start w:val="1"/>
+      <w:numFmt w:val="bullet"/>
+      <w:lvlText w:val=""/>
+      <w:lvlJc w:val="left"/>
+      <w:pPr>
+        <w:tabs>
+          <w:tab w:val="num" w:pos="6480"/>
+        </w:tabs>
+        <w:ind w:left="6480" w:hanging="360"/>
+      </w:pPr>
+      <w:rPr>
+        <w:rFonts w:ascii="Wingdings" w:hAnsi="Wingdings" w:hint="default"/>
+        <w:sz w:val="20"/>
+      </w:rPr>
+    </w:lvl>
+  </w:abstractNum>
+  <w:abstractNum w:abstractNumId="6" w15:restartNumberingAfterBreak="0">
+    <w:nsid w:val="7E0D0EF4"/>
+    <w:multiLevelType w:val="multilevel"/>
+    <w:tmpl w:val="BE0445F2"/>
+    <w:lvl w:ilvl="0">
+      <w:start w:val="1"/>
+      <w:numFmt w:val="bullet"/>
+      <w:lvlText w:val=""/>
+      <w:lvlJc w:val="left"/>
+      <w:pPr>
+        <w:tabs>
+          <w:tab w:val="num" w:pos="720"/>
+        </w:tabs>
+        <w:ind w:left="720" w:hanging="360"/>
+      </w:pPr>
+      <w:rPr>
+        <w:rFonts w:ascii="Symbol" w:hAnsi="Symbol" w:hint="default"/>
+        <w:sz w:val="20"/>
+      </w:rPr>
+    </w:lvl>
+    <w:lvl w:ilvl="1" w:tentative="1">
+      <w:start w:val="1"/>
+      <w:numFmt w:val="bullet"/>
+      <w:lvlText w:val="o"/>
+      <w:lvlJc w:val="left"/>
+      <w:pPr>
+        <w:tabs>
+          <w:tab w:val="num" w:pos="1440"/>
+        </w:tabs>
+        <w:ind w:left="1440" w:hanging="360"/>
+      </w:pPr>
+      <w:rPr>
+        <w:rFonts w:ascii="Courier New" w:hAnsi="Courier New" w:hint="default"/>
+        <w:sz w:val="20"/>
+      </w:rPr>
+    </w:lvl>
+    <w:lvl w:ilvl="2" w:tentative="1">
+      <w:start w:val="1"/>
+      <w:numFmt w:val="bullet"/>
+      <w:lvlText w:val=""/>
+      <w:lvlJc w:val="left"/>
+      <w:pPr>
+        <w:tabs>
+          <w:tab w:val="num" w:pos="2160"/>
+        </w:tabs>
+        <w:ind w:left="2160" w:hanging="360"/>
+      </w:pPr>
+      <w:rPr>
+        <w:rFonts w:ascii="Wingdings" w:hAnsi="Wingdings" w:hint="default"/>
+        <w:sz w:val="20"/>
+      </w:rPr>
+    </w:lvl>
+    <w:lvl w:ilvl="3" w:tentative="1">
+      <w:start w:val="1"/>
+      <w:numFmt w:val="bullet"/>
+      <w:lvlText w:val=""/>
+      <w:lvlJc w:val="left"/>
+      <w:pPr>
+        <w:tabs>
+          <w:tab w:val="num" w:pos="2880"/>
+        </w:tabs>
+        <w:ind w:left="2880" w:hanging="360"/>
+      </w:pPr>
+      <w:rPr>
+        <w:rFonts w:ascii="Wingdings" w:hAnsi="Wingdings" w:hint="default"/>
+        <w:sz w:val="20"/>
+      </w:rPr>
+    </w:lvl>
+    <w:lvl w:ilvl="4" w:tentative="1">
+      <w:start w:val="1"/>
+      <w:numFmt w:val="bullet"/>
+      <w:lvlText w:val=""/>
+      <w:lvlJc w:val="left"/>
+      <w:pPr>
+        <w:tabs>
+          <w:tab w:val="num" w:pos="3600"/>
+        </w:tabs>
+        <w:ind w:left="3600" w:hanging="360"/>
+      </w:pPr>
+      <w:rPr>
+        <w:rFonts w:ascii="Wingdings" w:hAnsi="Wingdings" w:hint="default"/>
+        <w:sz w:val="20"/>
+      </w:rPr>
+    </w:lvl>
+    <w:lvl w:ilvl="5" w:tentative="1">
+      <w:start w:val="1"/>
+      <w:numFmt w:val="bullet"/>
+      <w:lvlText w:val=""/>
+      <w:lvlJc w:val="left"/>
+      <w:pPr>
+        <w:tabs>
+          <w:tab w:val="num" w:pos="4320"/>
+        </w:tabs>
+        <w:ind w:left="4320" w:hanging="360"/>
+      </w:pPr>
+      <w:rPr>
+        <w:rFonts w:ascii="Wingdings" w:hAnsi="Wingdings" w:hint="default"/>
+        <w:sz w:val="20"/>
+      </w:rPr>
+    </w:lvl>
+    <w:lvl w:ilvl="6" w:tentative="1">
+      <w:start w:val="1"/>
+      <w:numFmt w:val="bullet"/>
+      <w:lvlText w:val=""/>
+      <w:lvlJc w:val="left"/>
+      <w:pPr>
+        <w:tabs>
+          <w:tab w:val="num" w:pos="5040"/>
+        </w:tabs>
+        <w:ind w:left="5040" w:hanging="360"/>
+      </w:pPr>
+      <w:rPr>
+        <w:rFonts w:ascii="Wingdings" w:hAnsi="Wingdings" w:hint="default"/>
+        <w:sz w:val="20"/>
+      </w:rPr>
+    </w:lvl>
+    <w:lvl w:ilvl="7" w:tentative="1">
+      <w:start w:val="1"/>
+      <w:numFmt w:val="bullet"/>
+      <w:lvlText w:val=""/>
+      <w:lvlJc w:val="left"/>
+      <w:pPr>
+        <w:tabs>
+          <w:tab w:val="num" w:pos="5760"/>
+        </w:tabs>
+        <w:ind w:left="5760" w:hanging="360"/>
+      </w:pPr>
+      <w:rPr>
+        <w:rFonts w:ascii="Wingdings" w:hAnsi="Wingdings" w:hint="default"/>
+        <w:sz w:val="20"/>
+      </w:rPr>
+    </w:lvl>
+    <w:lvl w:ilvl="8" w:tentative="1">
+      <w:start w:val="1"/>
+      <w:numFmt w:val="bullet"/>
+      <w:lvlText w:val=""/>
+      <w:lvlJc w:val="left"/>
+      <w:pPr>
+        <w:tabs>
+          <w:tab w:val="num" w:pos="6480"/>
+        </w:tabs>
+        <w:ind w:left="6480" w:hanging="360"/>
+      </w:pPr>
+      <w:rPr>
+        <w:rFonts w:ascii="Wingdings" w:hAnsi="Wingdings" w:hint="default"/>
+        <w:sz w:val="20"/>
+      </w:rPr>
+    </w:lvl>
+  </w:abstractNum>
+  <w:num w:numId="1" w16cid:durableId="1803032238">
+    <w:abstractNumId w:val="6"/>
+  </w:num>
+  <w:num w:numId="2" w16cid:durableId="1129323091">
+    <w:abstractNumId w:val="2"/>
+  </w:num>
+  <w:num w:numId="3" w16cid:durableId="1353340949">
+    <w:abstractNumId w:val="1"/>
+  </w:num>
+  <w:num w:numId="4" w16cid:durableId="1865558704">
+    <w:abstractNumId w:val="3"/>
+  </w:num>
+  <w:num w:numId="5" w16cid:durableId="1938174898">
+    <w:abstractNumId w:val="4"/>
+  </w:num>
+  <w:num w:numId="6" w16cid:durableId="1059858855">
+    <w:abstractNumId w:val="5"/>
+  </w:num>
+  <w:num w:numId="7" w16cid:durableId="999968536">
+    <w:abstractNumId w:val="0"/>
+  </w:num>
+</w:numbering>
 </file>
 
 <file path=word/styles.xml><?xml version="1.0" encoding="utf-8"?>
@@ -916,6 +2526,7 @@
   <w:style w:type="character" w:default="1" w:styleId="a0">
     <w:name w:val="Default Paragraph Font"/>
     <w:uiPriority w:val="1"/>
+    <w:semiHidden/>
     <w:unhideWhenUsed/>
   </w:style>
   <w:style w:type="table" w:default="1" w:styleId="a1">
